--- a/resumes/Saif_Nadeem_Malaysia_Indeed_Technical_Architect.docx
+++ b/resumes/Saif_Nadeem_Malaysia_Indeed_Technical_Architect.docx
@@ -656,7 +656,7 @@
         <w:spacing w:after="20"/>
       </w:pPr>
       <w:r>
-        <w:t>Available for a 1-year+ extendable onsite contract in Malaysia. Notice period: [ADD YOUR NOTICE PERIOD]. English (professional), Urdu (professional).</w:t>
+        <w:t>Available for a 1-year+ extendable onsite contract in Malaysia. Notice period: 20 days. English (professional), Urdu (professional).</w:t>
       </w:r>
     </w:p>
     <w:sectPr>

--- a/resumes/Saif_Nadeem_Malaysia_Indeed_Technical_Architect.docx
+++ b/resumes/Saif_Nadeem_Malaysia_Indeed_Technical_Architect.docx
@@ -246,7 +246,7 @@
         <w:spacing w:after="20"/>
       </w:pPr>
       <w:r>
-        <w:t>Staff Lead Developer on Personas, an enterprise GenAI assistant used by 1,500+ employees at a global professional services firm (React, ASP.NET Core .NET 8, Azure Functions, Cosmos DB, Redis, Azure AI Search, APIM, Bicep). Contributed from initial build through the platform revamp.</w:t>
+        <w:t>Staff Lead Developer on an enterprise GenAI assistant used by 1,500+ employees at a global professional services firm (React, ASP.NET Core .NET 8, Azure Functions, Cosmos DB, Redis, Azure AI Search, APIM, Bicep). Contributed from initial build through the platform revamp.</w:t>
       </w:r>
     </w:p>
     <w:p>
